--- a/fixtures/healthcare/healthcare-resume-a4.docx
+++ b/fixtures/healthcare/healthcare-resume-a4.docx
@@ -78,7 +78,7 @@
         <w:rPr>
           <w:rtl w:val="0"/>
         </w:rPr>
-        <w:t xml:space="preserve">Board-certified physician assistant with four years in emergency and urgent care. I see 25 to 30 patients a shift, work well in a busy department, and take the time to explain discharge plans so patients actually follow them.</w:t>
+        <w:t xml:space="preserve">Board-certified physician assistant with five years in emergency and urgent care. I see 25 to 30 patients a shift, work well in a busy department, and take the time to explain discharge plans so patients actually follow them.</w:t>
       </w:r>
     </w:p>
     <w:p>
